--- a/files/日語中級聽解會話班_2026秋季班_余秋菊老師.docx
+++ b/files/日語中級聽解會話班_2026秋季班_余秋菊老師.docx
@@ -1,6 +1,6 @@
 
 <file path=word/document.xml><?xml version="1.0" encoding="utf-8"?>
-<w:document xmlns:wpc="http://schemas.microsoft.com/office/word/2010/wordprocessingCanvas" xmlns:cx="http://schemas.microsoft.com/office/drawing/2014/chartex" xmlns:cx1="http://schemas.microsoft.com/office/drawing/2015/9/8/chartex" xmlns:cx2="http://schemas.microsoft.com/office/drawing/2015/10/21/chartex" xmlns:cx3="http://schemas.microsoft.com/office/drawing/2016/5/9/chartex" xmlns:cx4="http://schemas.microsoft.com/office/drawing/2016/5/10/chartex" xmlns:cx5="http://schemas.microsoft.com/office/drawing/2016/5/11/chartex" xmlns:cx6="http://schemas.microsoft.com/office/drawing/2016/5/12/chartex" xmlns:cx7="http://schemas.microsoft.com/office/drawing/2016/5/13/chartex" xmlns:cx8="http://schemas.microsoft.com/office/drawing/2016/5/14/chartex" xmlns:mc="http://schemas.openxmlformats.org/markup-compatibility/2006" xmlns:aink="http://schemas.microsoft.com/office/drawing/2016/ink" xmlns:am3d="http://schemas.microsoft.com/office/drawing/2017/model3d" xmlns:o="urn:schemas-microsoft-com:office:office" xmlns:oel="http://schemas.microsoft.com/office/2019/extlst" xmlns:r="http://schemas.openxmlformats.org/officeDocument/2006/relationships" xmlns:m="http://schemas.openxmlformats.org/officeDocument/2006/math" xmlns:v="urn:schemas-microsoft-com:vml" xmlns:wp14="http://schemas.microsoft.com/office/word/2010/wordprocessingDrawing" xmlns:wp="http://schemas.openxmlformats.org/drawingml/2006/wordprocessingDrawing" xmlns:w10="urn:schemas-microsoft-com:office:word" xmlns:w="http://schemas.openxmlformats.org/wordprocessingml/2006/main" xmlns:w14="http://schemas.microsoft.com/office/word/2010/wordml" xmlns:w15="http://schemas.microsoft.com/office/word/2012/wordml" xmlns:w16cex="http://schemas.microsoft.com/office/word/2018/wordml/cex" xmlns:w16cid="http://schemas.microsoft.com/office/word/2016/wordml/cid" xmlns:w16="http://schemas.microsoft.com/office/word/2018/wordml" xmlns:w16du="http://schemas.microsoft.com/office/word/2023/wordml/word16du" xmlns:w16sdtdh="http://schemas.microsoft.com/office/word/2020/wordml/sdtdatahash" xmlns:w16sdtfl="http://schemas.microsoft.com/office/word/2024/wordml/sdtformatlock" xmlns:w16se="http://schemas.microsoft.com/office/word/2015/wordml/symex" xmlns:wpg="http://schemas.microsoft.com/office/word/2010/wordprocessingGroup" xmlns:wpi="http://schemas.microsoft.com/office/word/2010/wordprocessingInk" xmlns:wne="http://schemas.microsoft.com/office/word/2006/wordml" xmlns:wps="http://schemas.microsoft.com/office/word/2010/wordprocessingShape" mc:Ignorable="w14 w15 w16se w16cid w16 w16cex w16sdtdh w16sdtfl w16du wp14">
+<w:document xmlns:wpc="http://schemas.microsoft.com/office/word/2010/wordprocessingCanvas" xmlns:cx="http://schemas.microsoft.com/office/drawing/2014/chartex" xmlns:cx1="http://schemas.microsoft.com/office/drawing/2015/9/8/chartex" xmlns:cx2="http://schemas.microsoft.com/office/drawing/2015/10/21/chartex" xmlns:cx3="http://schemas.microsoft.com/office/drawing/2016/5/9/chartex" xmlns:cx4="http://schemas.microsoft.com/office/drawing/2016/5/10/chartex" xmlns:cx5="http://schemas.microsoft.com/office/drawing/2016/5/11/chartex" xmlns:cx6="http://schemas.microsoft.com/office/drawing/2016/5/12/chartex" xmlns:cx7="http://schemas.microsoft.com/office/drawing/2016/5/13/chartex" xmlns:cx8="http://schemas.microsoft.com/office/drawing/2016/5/14/chartex" xmlns:mc="http://schemas.openxmlformats.org/markup-compatibility/2006" xmlns:aink="http://schemas.microsoft.com/office/drawing/2016/ink" xmlns:am3d="http://schemas.microsoft.com/office/drawing/2017/model3d" xmlns:o="urn:schemas-microsoft-com:office:office" xmlns:r="http://schemas.openxmlformats.org/officeDocument/2006/relationships" xmlns:m="http://schemas.openxmlformats.org/officeDocument/2006/math" xmlns:v="urn:schemas-microsoft-com:vml" xmlns:wp14="http://schemas.microsoft.com/office/word/2010/wordprocessingDrawing" xmlns:wp="http://schemas.openxmlformats.org/drawingml/2006/wordprocessingDrawing" xmlns:w10="urn:schemas-microsoft-com:office:word" xmlns:w="http://schemas.openxmlformats.org/wordprocessingml/2006/main" xmlns:w14="http://schemas.microsoft.com/office/word/2010/wordml" xmlns:w15="http://schemas.microsoft.com/office/word/2012/wordml" xmlns:w16cid="http://schemas.microsoft.com/office/word/2016/wordml/cid" xmlns:w16se="http://schemas.microsoft.com/office/word/2015/wordml/symex" xmlns:wpg="http://schemas.microsoft.com/office/word/2010/wordprocessingGroup" xmlns:wpi="http://schemas.microsoft.com/office/word/2010/wordprocessingInk" xmlns:wne="http://schemas.microsoft.com/office/word/2006/wordml" xmlns:wps="http://schemas.microsoft.com/office/word/2010/wordprocessingShape" mc:Ignorable="w14 w15 w16se w16cid wp14">
   <w:body>
     <w:p>
       <w:pPr>
@@ -463,37 +463,100 @@
                 <w:rFonts w:ascii="微軟正黑體" w:eastAsia="微軟正黑體" w:hAnsi="微軟正黑體" w:hint="eastAsia"/>
                 <w:szCs w:val="24"/>
               </w:rPr>
-              <w:t>115.11.0</w:t>
+              <w:t>115.11.</w:t>
             </w:r>
             <w:r>
               <w:rPr>
                 <w:rFonts w:ascii="微軟正黑體" w:eastAsia="微軟正黑體" w:hAnsi="微軟正黑體" w:hint="eastAsia"/>
                 <w:szCs w:val="24"/>
               </w:rPr>
-              <w:t>5</w:t>
-            </w:r>
-            <w:proofErr w:type="gramStart"/>
+              <w:t>12</w:t>
+            </w:r>
             <w:r>
               <w:rPr>
                 <w:rFonts w:ascii="微軟正黑體" w:eastAsia="微軟正黑體" w:hAnsi="微軟正黑體" w:hint="eastAsia"/>
                 <w:szCs w:val="24"/>
               </w:rPr>
-              <w:t>–</w:t>
-            </w:r>
-            <w:proofErr w:type="gramEnd"/>
+              <w:t>–116.</w:t>
+            </w:r>
             <w:r>
               <w:rPr>
                 <w:rFonts w:ascii="微軟正黑體" w:eastAsia="微軟正黑體" w:hAnsi="微軟正黑體" w:hint="eastAsia"/>
                 <w:szCs w:val="24"/>
               </w:rPr>
-              <w:t>116.02.18(</w:t>
+              <w:t>3</w:t>
             </w:r>
             <w:r>
               <w:rPr>
                 <w:rFonts w:ascii="微軟正黑體" w:eastAsia="微軟正黑體" w:hAnsi="微軟正黑體" w:hint="eastAsia"/>
                 <w:szCs w:val="24"/>
               </w:rPr>
-              <w:t>停課:2/4)</w:t>
+              <w:t>.</w:t>
+            </w:r>
+            <w:r>
+              <w:rPr>
+                <w:rFonts w:ascii="微軟正黑體" w:eastAsia="微軟正黑體" w:hAnsi="微軟正黑體" w:hint="eastAsia"/>
+                <w:szCs w:val="24"/>
+              </w:rPr>
+              <w:t>4</w:t>
+            </w:r>
+            <w:r>
+              <w:rPr>
+                <w:rFonts w:ascii="微軟正黑體" w:eastAsia="微軟正黑體" w:hAnsi="微軟正黑體" w:hint="eastAsia"/>
+                <w:szCs w:val="24"/>
+              </w:rPr>
+              <w:t>(停課:</w:t>
+            </w:r>
+            <w:r>
+              <w:rPr>
+                <w:rFonts w:ascii="微軟正黑體" w:eastAsia="微軟正黑體" w:hAnsi="微軟正黑體" w:hint="eastAsia"/>
+                <w:szCs w:val="24"/>
+              </w:rPr>
+              <w:t>116.</w:t>
+            </w:r>
+            <w:r>
+              <w:rPr>
+                <w:rFonts w:ascii="微軟正黑體" w:eastAsia="微軟正黑體" w:hAnsi="微軟正黑體" w:hint="eastAsia"/>
+                <w:szCs w:val="24"/>
+              </w:rPr>
+              <w:t>2</w:t>
+            </w:r>
+            <w:r>
+              <w:rPr>
+                <w:rFonts w:ascii="微軟正黑體" w:eastAsia="微軟正黑體" w:hAnsi="微軟正黑體" w:hint="eastAsia"/>
+                <w:szCs w:val="24"/>
+              </w:rPr>
+              <w:t>.</w:t>
+            </w:r>
+            <w:r>
+              <w:rPr>
+                <w:rFonts w:ascii="微軟正黑體" w:eastAsia="微軟正黑體" w:hAnsi="微軟正黑體" w:hint="eastAsia"/>
+                <w:szCs w:val="24"/>
+              </w:rPr>
+              <w:t>4</w:t>
+            </w:r>
+            <w:r>
+              <w:rPr>
+                <w:rFonts w:ascii="微軟正黑體" w:eastAsia="微軟正黑體" w:hAnsi="微軟正黑體" w:hint="eastAsia"/>
+                <w:szCs w:val="24"/>
+              </w:rPr>
+              <w:t xml:space="preserve"> &amp; </w:t>
+            </w:r>
+            <w:bookmarkStart w:id="0" w:name="_GoBack"/>
+            <w:bookmarkEnd w:id="0"/>
+            <w:r>
+              <w:rPr>
+                <w:rFonts w:ascii="微軟正黑體" w:eastAsia="微軟正黑體" w:hAnsi="微軟正黑體" w:hint="eastAsia"/>
+                <w:szCs w:val="24"/>
+              </w:rPr>
+              <w:t>116.2.11</w:t>
+            </w:r>
+            <w:r>
+              <w:rPr>
+                <w:rFonts w:ascii="微軟正黑體" w:eastAsia="微軟正黑體" w:hAnsi="微軟正黑體" w:hint="eastAsia"/>
+                <w:szCs w:val="24"/>
+              </w:rPr>
+              <w:t>)</w:t>
             </w:r>
             <w:r>
               <w:rPr>
@@ -768,8 +831,8 @@
                 <w:color w:val="000000"/>
               </w:rPr>
             </w:pPr>
-            <w:bookmarkStart w:id="0" w:name="_heading=h.gjdgxs" w:colFirst="0" w:colLast="0"/>
-            <w:bookmarkEnd w:id="0"/>
+            <w:bookmarkStart w:id="1" w:name="_heading=h.gjdgxs" w:colFirst="0" w:colLast="0"/>
+            <w:bookmarkEnd w:id="1"/>
             <w:r>
               <w:rPr>
                 <w:rFonts w:ascii="微軟正黑體" w:eastAsia="微軟正黑體" w:hAnsi="微軟正黑體" w:cs="微軟正黑體"/>
@@ -2501,7 +2564,7 @@
 </file>
 
 <file path=word/endnotes.xml><?xml version="1.0" encoding="utf-8"?>
-<w:endnotes xmlns:wpc="http://schemas.microsoft.com/office/word/2010/wordprocessingCanvas" xmlns:cx="http://schemas.microsoft.com/office/drawing/2014/chartex" xmlns:cx1="http://schemas.microsoft.com/office/drawing/2015/9/8/chartex" xmlns:cx2="http://schemas.microsoft.com/office/drawing/2015/10/21/chartex" xmlns:cx3="http://schemas.microsoft.com/office/drawing/2016/5/9/chartex" xmlns:cx4="http://schemas.microsoft.com/office/drawing/2016/5/10/chartex" xmlns:cx5="http://schemas.microsoft.com/office/drawing/2016/5/11/chartex" xmlns:cx6="http://schemas.microsoft.com/office/drawing/2016/5/12/chartex" xmlns:cx7="http://schemas.microsoft.com/office/drawing/2016/5/13/chartex" xmlns:cx8="http://schemas.microsoft.com/office/drawing/2016/5/14/chartex" xmlns:mc="http://schemas.openxmlformats.org/markup-compatibility/2006" xmlns:aink="http://schemas.microsoft.com/office/drawing/2016/ink" xmlns:am3d="http://schemas.microsoft.com/office/drawing/2017/model3d" xmlns:o="urn:schemas-microsoft-com:office:office" xmlns:oel="http://schemas.microsoft.com/office/2019/extlst" xmlns:r="http://schemas.openxmlformats.org/officeDocument/2006/relationships" xmlns:m="http://schemas.openxmlformats.org/officeDocument/2006/math" xmlns:v="urn:schemas-microsoft-com:vml" xmlns:wp14="http://schemas.microsoft.com/office/word/2010/wordprocessingDrawing" xmlns:wp="http://schemas.openxmlformats.org/drawingml/2006/wordprocessingDrawing" xmlns:w10="urn:schemas-microsoft-com:office:word" xmlns:w="http://schemas.openxmlformats.org/wordprocessingml/2006/main" xmlns:w14="http://schemas.microsoft.com/office/word/2010/wordml" xmlns:w15="http://schemas.microsoft.com/office/word/2012/wordml" xmlns:w16cex="http://schemas.microsoft.com/office/word/2018/wordml/cex" xmlns:w16cid="http://schemas.microsoft.com/office/word/2016/wordml/cid" xmlns:w16="http://schemas.microsoft.com/office/word/2018/wordml" xmlns:w16du="http://schemas.microsoft.com/office/word/2023/wordml/word16du" xmlns:w16sdtdh="http://schemas.microsoft.com/office/word/2020/wordml/sdtdatahash" xmlns:w16sdtfl="http://schemas.microsoft.com/office/word/2024/wordml/sdtformatlock" xmlns:w16se="http://schemas.microsoft.com/office/word/2015/wordml/symex" xmlns:wpg="http://schemas.microsoft.com/office/word/2010/wordprocessingGroup" xmlns:wpi="http://schemas.microsoft.com/office/word/2010/wordprocessingInk" xmlns:wne="http://schemas.microsoft.com/office/word/2006/wordml" xmlns:wps="http://schemas.microsoft.com/office/word/2010/wordprocessingShape" mc:Ignorable="w14 w15 w16se w16cid w16 w16cex w16sdtdh w16sdtfl w16du wp14">
+<w:endnotes xmlns:wpc="http://schemas.microsoft.com/office/word/2010/wordprocessingCanvas" xmlns:cx="http://schemas.microsoft.com/office/drawing/2014/chartex" xmlns:cx1="http://schemas.microsoft.com/office/drawing/2015/9/8/chartex" xmlns:cx2="http://schemas.microsoft.com/office/drawing/2015/10/21/chartex" xmlns:cx3="http://schemas.microsoft.com/office/drawing/2016/5/9/chartex" xmlns:cx4="http://schemas.microsoft.com/office/drawing/2016/5/10/chartex" xmlns:cx5="http://schemas.microsoft.com/office/drawing/2016/5/11/chartex" xmlns:cx6="http://schemas.microsoft.com/office/drawing/2016/5/12/chartex" xmlns:cx7="http://schemas.microsoft.com/office/drawing/2016/5/13/chartex" xmlns:cx8="http://schemas.microsoft.com/office/drawing/2016/5/14/chartex" xmlns:mc="http://schemas.openxmlformats.org/markup-compatibility/2006" xmlns:aink="http://schemas.microsoft.com/office/drawing/2016/ink" xmlns:am3d="http://schemas.microsoft.com/office/drawing/2017/model3d" xmlns:o="urn:schemas-microsoft-com:office:office" xmlns:r="http://schemas.openxmlformats.org/officeDocument/2006/relationships" xmlns:m="http://schemas.openxmlformats.org/officeDocument/2006/math" xmlns:v="urn:schemas-microsoft-com:vml" xmlns:wp14="http://schemas.microsoft.com/office/word/2010/wordprocessingDrawing" xmlns:wp="http://schemas.openxmlformats.org/drawingml/2006/wordprocessingDrawing" xmlns:w10="urn:schemas-microsoft-com:office:word" xmlns:w="http://schemas.openxmlformats.org/wordprocessingml/2006/main" xmlns:w14="http://schemas.microsoft.com/office/word/2010/wordml" xmlns:w15="http://schemas.microsoft.com/office/word/2012/wordml" xmlns:w16cid="http://schemas.microsoft.com/office/word/2016/wordml/cid" xmlns:w16se="http://schemas.microsoft.com/office/word/2015/wordml/symex" xmlns:wpg="http://schemas.microsoft.com/office/word/2010/wordprocessingGroup" xmlns:wpi="http://schemas.microsoft.com/office/word/2010/wordprocessingInk" xmlns:wne="http://schemas.microsoft.com/office/word/2006/wordml" xmlns:wps="http://schemas.microsoft.com/office/word/2010/wordprocessingShape" mc:Ignorable="w14 w15 w16se w16cid wp14">
   <w:endnote w:type="separator" w:id="-1">
     <w:p>
       <w:pPr>
@@ -2528,7 +2591,7 @@
 </file>
 
 <file path=word/footer1.xml><?xml version="1.0" encoding="utf-8"?>
-<w:ftr xmlns:wpc="http://schemas.microsoft.com/office/word/2010/wordprocessingCanvas" xmlns:cx="http://schemas.microsoft.com/office/drawing/2014/chartex" xmlns:cx1="http://schemas.microsoft.com/office/drawing/2015/9/8/chartex" xmlns:cx2="http://schemas.microsoft.com/office/drawing/2015/10/21/chartex" xmlns:cx3="http://schemas.microsoft.com/office/drawing/2016/5/9/chartex" xmlns:cx4="http://schemas.microsoft.com/office/drawing/2016/5/10/chartex" xmlns:cx5="http://schemas.microsoft.com/office/drawing/2016/5/11/chartex" xmlns:cx6="http://schemas.microsoft.com/office/drawing/2016/5/12/chartex" xmlns:cx7="http://schemas.microsoft.com/office/drawing/2016/5/13/chartex" xmlns:cx8="http://schemas.microsoft.com/office/drawing/2016/5/14/chartex" xmlns:mc="http://schemas.openxmlformats.org/markup-compatibility/2006" xmlns:aink="http://schemas.microsoft.com/office/drawing/2016/ink" xmlns:am3d="http://schemas.microsoft.com/office/drawing/2017/model3d" xmlns:o="urn:schemas-microsoft-com:office:office" xmlns:oel="http://schemas.microsoft.com/office/2019/extlst" xmlns:r="http://schemas.openxmlformats.org/officeDocument/2006/relationships" xmlns:m="http://schemas.openxmlformats.org/officeDocument/2006/math" xmlns:v="urn:schemas-microsoft-com:vml" xmlns:wp14="http://schemas.microsoft.com/office/word/2010/wordprocessingDrawing" xmlns:wp="http://schemas.openxmlformats.org/drawingml/2006/wordprocessingDrawing" xmlns:w10="urn:schemas-microsoft-com:office:word" xmlns:w="http://schemas.openxmlformats.org/wordprocessingml/2006/main" xmlns:w14="http://schemas.microsoft.com/office/word/2010/wordml" xmlns:w15="http://schemas.microsoft.com/office/word/2012/wordml" xmlns:w16cex="http://schemas.microsoft.com/office/word/2018/wordml/cex" xmlns:w16cid="http://schemas.microsoft.com/office/word/2016/wordml/cid" xmlns:w16="http://schemas.microsoft.com/office/word/2018/wordml" xmlns:w16du="http://schemas.microsoft.com/office/word/2023/wordml/word16du" xmlns:w16sdtdh="http://schemas.microsoft.com/office/word/2020/wordml/sdtdatahash" xmlns:w16sdtfl="http://schemas.microsoft.com/office/word/2024/wordml/sdtformatlock" xmlns:w16se="http://schemas.microsoft.com/office/word/2015/wordml/symex" xmlns:wpg="http://schemas.microsoft.com/office/word/2010/wordprocessingGroup" xmlns:wpi="http://schemas.microsoft.com/office/word/2010/wordprocessingInk" xmlns:wne="http://schemas.microsoft.com/office/word/2006/wordml" xmlns:wps="http://schemas.microsoft.com/office/word/2010/wordprocessingShape" mc:Ignorable="w14 w15 w16se w16cid w16 w16cex w16sdtdh w16sdtfl w16du wp14">
+<w:ftr xmlns:wpc="http://schemas.microsoft.com/office/word/2010/wordprocessingCanvas" xmlns:cx="http://schemas.microsoft.com/office/drawing/2014/chartex" xmlns:cx1="http://schemas.microsoft.com/office/drawing/2015/9/8/chartex" xmlns:cx2="http://schemas.microsoft.com/office/drawing/2015/10/21/chartex" xmlns:cx3="http://schemas.microsoft.com/office/drawing/2016/5/9/chartex" xmlns:cx4="http://schemas.microsoft.com/office/drawing/2016/5/10/chartex" xmlns:cx5="http://schemas.microsoft.com/office/drawing/2016/5/11/chartex" xmlns:cx6="http://schemas.microsoft.com/office/drawing/2016/5/12/chartex" xmlns:cx7="http://schemas.microsoft.com/office/drawing/2016/5/13/chartex" xmlns:cx8="http://schemas.microsoft.com/office/drawing/2016/5/14/chartex" xmlns:mc="http://schemas.openxmlformats.org/markup-compatibility/2006" xmlns:aink="http://schemas.microsoft.com/office/drawing/2016/ink" xmlns:am3d="http://schemas.microsoft.com/office/drawing/2017/model3d" xmlns:o="urn:schemas-microsoft-com:office:office" xmlns:r="http://schemas.openxmlformats.org/officeDocument/2006/relationships" xmlns:m="http://schemas.openxmlformats.org/officeDocument/2006/math" xmlns:v="urn:schemas-microsoft-com:vml" xmlns:wp14="http://schemas.microsoft.com/office/word/2010/wordprocessingDrawing" xmlns:wp="http://schemas.openxmlformats.org/drawingml/2006/wordprocessingDrawing" xmlns:w10="urn:schemas-microsoft-com:office:word" xmlns:w="http://schemas.openxmlformats.org/wordprocessingml/2006/main" xmlns:w14="http://schemas.microsoft.com/office/word/2010/wordml" xmlns:w15="http://schemas.microsoft.com/office/word/2012/wordml" xmlns:w16cid="http://schemas.microsoft.com/office/word/2016/wordml/cid" xmlns:w16se="http://schemas.microsoft.com/office/word/2015/wordml/symex" xmlns:wpg="http://schemas.microsoft.com/office/word/2010/wordprocessingGroup" xmlns:wpi="http://schemas.microsoft.com/office/word/2010/wordprocessingInk" xmlns:wne="http://schemas.microsoft.com/office/word/2006/wordml" xmlns:wps="http://schemas.microsoft.com/office/word/2010/wordprocessingShape" mc:Ignorable="w14 w15 w16se w16cid wp14">
   <w:p>
     <w:pPr>
       <w:pStyle w:val="a6"/>
@@ -2539,7 +2602,7 @@
 </file>
 
 <file path=word/footer2.xml><?xml version="1.0" encoding="utf-8"?>
-<w:ftr xmlns:wpc="http://schemas.microsoft.com/office/word/2010/wordprocessingCanvas" xmlns:cx="http://schemas.microsoft.com/office/drawing/2014/chartex" xmlns:cx1="http://schemas.microsoft.com/office/drawing/2015/9/8/chartex" xmlns:cx2="http://schemas.microsoft.com/office/drawing/2015/10/21/chartex" xmlns:cx3="http://schemas.microsoft.com/office/drawing/2016/5/9/chartex" xmlns:cx4="http://schemas.microsoft.com/office/drawing/2016/5/10/chartex" xmlns:cx5="http://schemas.microsoft.com/office/drawing/2016/5/11/chartex" xmlns:cx6="http://schemas.microsoft.com/office/drawing/2016/5/12/chartex" xmlns:cx7="http://schemas.microsoft.com/office/drawing/2016/5/13/chartex" xmlns:cx8="http://schemas.microsoft.com/office/drawing/2016/5/14/chartex" xmlns:mc="http://schemas.openxmlformats.org/markup-compatibility/2006" xmlns:aink="http://schemas.microsoft.com/office/drawing/2016/ink" xmlns:am3d="http://schemas.microsoft.com/office/drawing/2017/model3d" xmlns:o="urn:schemas-microsoft-com:office:office" xmlns:oel="http://schemas.microsoft.com/office/2019/extlst" xmlns:r="http://schemas.openxmlformats.org/officeDocument/2006/relationships" xmlns:m="http://schemas.openxmlformats.org/officeDocument/2006/math" xmlns:v="urn:schemas-microsoft-com:vml" xmlns:wp14="http://schemas.microsoft.com/office/word/2010/wordprocessingDrawing" xmlns:wp="http://schemas.openxmlformats.org/drawingml/2006/wordprocessingDrawing" xmlns:w10="urn:schemas-microsoft-com:office:word" xmlns:w="http://schemas.openxmlformats.org/wordprocessingml/2006/main" xmlns:w14="http://schemas.microsoft.com/office/word/2010/wordml" xmlns:w15="http://schemas.microsoft.com/office/word/2012/wordml" xmlns:w16cex="http://schemas.microsoft.com/office/word/2018/wordml/cex" xmlns:w16cid="http://schemas.microsoft.com/office/word/2016/wordml/cid" xmlns:w16="http://schemas.microsoft.com/office/word/2018/wordml" xmlns:w16du="http://schemas.microsoft.com/office/word/2023/wordml/word16du" xmlns:w16sdtdh="http://schemas.microsoft.com/office/word/2020/wordml/sdtdatahash" xmlns:w16sdtfl="http://schemas.microsoft.com/office/word/2024/wordml/sdtformatlock" xmlns:w16se="http://schemas.microsoft.com/office/word/2015/wordml/symex" xmlns:wpg="http://schemas.microsoft.com/office/word/2010/wordprocessingGroup" xmlns:wpi="http://schemas.microsoft.com/office/word/2010/wordprocessingInk" xmlns:wne="http://schemas.microsoft.com/office/word/2006/wordml" xmlns:wps="http://schemas.microsoft.com/office/word/2010/wordprocessingShape" mc:Ignorable="w14 w15 w16se w16cid w16 w16cex w16sdtdh w16sdtfl w16du wp14">
+<w:ftr xmlns:wpc="http://schemas.microsoft.com/office/word/2010/wordprocessingCanvas" xmlns:cx="http://schemas.microsoft.com/office/drawing/2014/chartex" xmlns:cx1="http://schemas.microsoft.com/office/drawing/2015/9/8/chartex" xmlns:cx2="http://schemas.microsoft.com/office/drawing/2015/10/21/chartex" xmlns:cx3="http://schemas.microsoft.com/office/drawing/2016/5/9/chartex" xmlns:cx4="http://schemas.microsoft.com/office/drawing/2016/5/10/chartex" xmlns:cx5="http://schemas.microsoft.com/office/drawing/2016/5/11/chartex" xmlns:cx6="http://schemas.microsoft.com/office/drawing/2016/5/12/chartex" xmlns:cx7="http://schemas.microsoft.com/office/drawing/2016/5/13/chartex" xmlns:cx8="http://schemas.microsoft.com/office/drawing/2016/5/14/chartex" xmlns:mc="http://schemas.openxmlformats.org/markup-compatibility/2006" xmlns:aink="http://schemas.microsoft.com/office/drawing/2016/ink" xmlns:am3d="http://schemas.microsoft.com/office/drawing/2017/model3d" xmlns:o="urn:schemas-microsoft-com:office:office" xmlns:r="http://schemas.openxmlformats.org/officeDocument/2006/relationships" xmlns:m="http://schemas.openxmlformats.org/officeDocument/2006/math" xmlns:v="urn:schemas-microsoft-com:vml" xmlns:wp14="http://schemas.microsoft.com/office/word/2010/wordprocessingDrawing" xmlns:wp="http://schemas.openxmlformats.org/drawingml/2006/wordprocessingDrawing" xmlns:w10="urn:schemas-microsoft-com:office:word" xmlns:w="http://schemas.openxmlformats.org/wordprocessingml/2006/main" xmlns:w14="http://schemas.microsoft.com/office/word/2010/wordml" xmlns:w15="http://schemas.microsoft.com/office/word/2012/wordml" xmlns:w16cid="http://schemas.microsoft.com/office/word/2016/wordml/cid" xmlns:w16se="http://schemas.microsoft.com/office/word/2015/wordml/symex" xmlns:wpg="http://schemas.microsoft.com/office/word/2010/wordprocessingGroup" xmlns:wpi="http://schemas.microsoft.com/office/word/2010/wordprocessingInk" xmlns:wne="http://schemas.microsoft.com/office/word/2006/wordml" xmlns:wps="http://schemas.microsoft.com/office/word/2010/wordprocessingShape" mc:Ignorable="w14 w15 w16se w16cid wp14">
   <w:p>
     <w:pPr>
       <w:pBdr>
@@ -2668,7 +2731,7 @@
 </file>
 
 <file path=word/footer3.xml><?xml version="1.0" encoding="utf-8"?>
-<w:ftr xmlns:wpc="http://schemas.microsoft.com/office/word/2010/wordprocessingCanvas" xmlns:cx="http://schemas.microsoft.com/office/drawing/2014/chartex" xmlns:cx1="http://schemas.microsoft.com/office/drawing/2015/9/8/chartex" xmlns:cx2="http://schemas.microsoft.com/office/drawing/2015/10/21/chartex" xmlns:cx3="http://schemas.microsoft.com/office/drawing/2016/5/9/chartex" xmlns:cx4="http://schemas.microsoft.com/office/drawing/2016/5/10/chartex" xmlns:cx5="http://schemas.microsoft.com/office/drawing/2016/5/11/chartex" xmlns:cx6="http://schemas.microsoft.com/office/drawing/2016/5/12/chartex" xmlns:cx7="http://schemas.microsoft.com/office/drawing/2016/5/13/chartex" xmlns:cx8="http://schemas.microsoft.com/office/drawing/2016/5/14/chartex" xmlns:mc="http://schemas.openxmlformats.org/markup-compatibility/2006" xmlns:aink="http://schemas.microsoft.com/office/drawing/2016/ink" xmlns:am3d="http://schemas.microsoft.com/office/drawing/2017/model3d" xmlns:o="urn:schemas-microsoft-com:office:office" xmlns:oel="http://schemas.microsoft.com/office/2019/extlst" xmlns:r="http://schemas.openxmlformats.org/officeDocument/2006/relationships" xmlns:m="http://schemas.openxmlformats.org/officeDocument/2006/math" xmlns:v="urn:schemas-microsoft-com:vml" xmlns:wp14="http://schemas.microsoft.com/office/word/2010/wordprocessingDrawing" xmlns:wp="http://schemas.openxmlformats.org/drawingml/2006/wordprocessingDrawing" xmlns:w10="urn:schemas-microsoft-com:office:word" xmlns:w="http://schemas.openxmlformats.org/wordprocessingml/2006/main" xmlns:w14="http://schemas.microsoft.com/office/word/2010/wordml" xmlns:w15="http://schemas.microsoft.com/office/word/2012/wordml" xmlns:w16cex="http://schemas.microsoft.com/office/word/2018/wordml/cex" xmlns:w16cid="http://schemas.microsoft.com/office/word/2016/wordml/cid" xmlns:w16="http://schemas.microsoft.com/office/word/2018/wordml" xmlns:w16du="http://schemas.microsoft.com/office/word/2023/wordml/word16du" xmlns:w16sdtdh="http://schemas.microsoft.com/office/word/2020/wordml/sdtdatahash" xmlns:w16sdtfl="http://schemas.microsoft.com/office/word/2024/wordml/sdtformatlock" xmlns:w16se="http://schemas.microsoft.com/office/word/2015/wordml/symex" xmlns:wpg="http://schemas.microsoft.com/office/word/2010/wordprocessingGroup" xmlns:wpi="http://schemas.microsoft.com/office/word/2010/wordprocessingInk" xmlns:wne="http://schemas.microsoft.com/office/word/2006/wordml" xmlns:wps="http://schemas.microsoft.com/office/word/2010/wordprocessingShape" mc:Ignorable="w14 w15 w16se w16cid w16 w16cex w16sdtdh w16sdtfl w16du wp14">
+<w:ftr xmlns:wpc="http://schemas.microsoft.com/office/word/2010/wordprocessingCanvas" xmlns:cx="http://schemas.microsoft.com/office/drawing/2014/chartex" xmlns:cx1="http://schemas.microsoft.com/office/drawing/2015/9/8/chartex" xmlns:cx2="http://schemas.microsoft.com/office/drawing/2015/10/21/chartex" xmlns:cx3="http://schemas.microsoft.com/office/drawing/2016/5/9/chartex" xmlns:cx4="http://schemas.microsoft.com/office/drawing/2016/5/10/chartex" xmlns:cx5="http://schemas.microsoft.com/office/drawing/2016/5/11/chartex" xmlns:cx6="http://schemas.microsoft.com/office/drawing/2016/5/12/chartex" xmlns:cx7="http://schemas.microsoft.com/office/drawing/2016/5/13/chartex" xmlns:cx8="http://schemas.microsoft.com/office/drawing/2016/5/14/chartex" xmlns:mc="http://schemas.openxmlformats.org/markup-compatibility/2006" xmlns:aink="http://schemas.microsoft.com/office/drawing/2016/ink" xmlns:am3d="http://schemas.microsoft.com/office/drawing/2017/model3d" xmlns:o="urn:schemas-microsoft-com:office:office" xmlns:r="http://schemas.openxmlformats.org/officeDocument/2006/relationships" xmlns:m="http://schemas.openxmlformats.org/officeDocument/2006/math" xmlns:v="urn:schemas-microsoft-com:vml" xmlns:wp14="http://schemas.microsoft.com/office/word/2010/wordprocessingDrawing" xmlns:wp="http://schemas.openxmlformats.org/drawingml/2006/wordprocessingDrawing" xmlns:w10="urn:schemas-microsoft-com:office:word" xmlns:w="http://schemas.openxmlformats.org/wordprocessingml/2006/main" xmlns:w14="http://schemas.microsoft.com/office/word/2010/wordml" xmlns:w15="http://schemas.microsoft.com/office/word/2012/wordml" xmlns:w16cid="http://schemas.microsoft.com/office/word/2016/wordml/cid" xmlns:w16se="http://schemas.microsoft.com/office/word/2015/wordml/symex" xmlns:wpg="http://schemas.microsoft.com/office/word/2010/wordprocessingGroup" xmlns:wpi="http://schemas.microsoft.com/office/word/2010/wordprocessingInk" xmlns:wne="http://schemas.microsoft.com/office/word/2006/wordml" xmlns:wps="http://schemas.microsoft.com/office/word/2010/wordprocessingShape" mc:Ignorable="w14 w15 w16se w16cid wp14">
   <w:p>
     <w:pPr>
       <w:pStyle w:val="a6"/>
@@ -2679,7 +2742,7 @@
 </file>
 
 <file path=word/footnotes.xml><?xml version="1.0" encoding="utf-8"?>
-<w:footnotes xmlns:wpc="http://schemas.microsoft.com/office/word/2010/wordprocessingCanvas" xmlns:cx="http://schemas.microsoft.com/office/drawing/2014/chartex" xmlns:cx1="http://schemas.microsoft.com/office/drawing/2015/9/8/chartex" xmlns:cx2="http://schemas.microsoft.com/office/drawing/2015/10/21/chartex" xmlns:cx3="http://schemas.microsoft.com/office/drawing/2016/5/9/chartex" xmlns:cx4="http://schemas.microsoft.com/office/drawing/2016/5/10/chartex" xmlns:cx5="http://schemas.microsoft.com/office/drawing/2016/5/11/chartex" xmlns:cx6="http://schemas.microsoft.com/office/drawing/2016/5/12/chartex" xmlns:cx7="http://schemas.microsoft.com/office/drawing/2016/5/13/chartex" xmlns:cx8="http://schemas.microsoft.com/office/drawing/2016/5/14/chartex" xmlns:mc="http://schemas.openxmlformats.org/markup-compatibility/2006" xmlns:aink="http://schemas.microsoft.com/office/drawing/2016/ink" xmlns:am3d="http://schemas.microsoft.com/office/drawing/2017/model3d" xmlns:o="urn:schemas-microsoft-com:office:office" xmlns:oel="http://schemas.microsoft.com/office/2019/extlst" xmlns:r="http://schemas.openxmlformats.org/officeDocument/2006/relationships" xmlns:m="http://schemas.openxmlformats.org/officeDocument/2006/math" xmlns:v="urn:schemas-microsoft-com:vml" xmlns:wp14="http://schemas.microsoft.com/office/word/2010/wordprocessingDrawing" xmlns:wp="http://schemas.openxmlformats.org/drawingml/2006/wordprocessingDrawing" xmlns:w10="urn:schemas-microsoft-com:office:word" xmlns:w="http://schemas.openxmlformats.org/wordprocessingml/2006/main" xmlns:w14="http://schemas.microsoft.com/office/word/2010/wordml" xmlns:w15="http://schemas.microsoft.com/office/word/2012/wordml" xmlns:w16cex="http://schemas.microsoft.com/office/word/2018/wordml/cex" xmlns:w16cid="http://schemas.microsoft.com/office/word/2016/wordml/cid" xmlns:w16="http://schemas.microsoft.com/office/word/2018/wordml" xmlns:w16du="http://schemas.microsoft.com/office/word/2023/wordml/word16du" xmlns:w16sdtdh="http://schemas.microsoft.com/office/word/2020/wordml/sdtdatahash" xmlns:w16sdtfl="http://schemas.microsoft.com/office/word/2024/wordml/sdtformatlock" xmlns:w16se="http://schemas.microsoft.com/office/word/2015/wordml/symex" xmlns:wpg="http://schemas.microsoft.com/office/word/2010/wordprocessingGroup" xmlns:wpi="http://schemas.microsoft.com/office/word/2010/wordprocessingInk" xmlns:wne="http://schemas.microsoft.com/office/word/2006/wordml" xmlns:wps="http://schemas.microsoft.com/office/word/2010/wordprocessingShape" mc:Ignorable="w14 w15 w16se w16cid w16 w16cex w16sdtdh w16sdtfl w16du wp14">
+<w:footnotes xmlns:wpc="http://schemas.microsoft.com/office/word/2010/wordprocessingCanvas" xmlns:cx="http://schemas.microsoft.com/office/drawing/2014/chartex" xmlns:cx1="http://schemas.microsoft.com/office/drawing/2015/9/8/chartex" xmlns:cx2="http://schemas.microsoft.com/office/drawing/2015/10/21/chartex" xmlns:cx3="http://schemas.microsoft.com/office/drawing/2016/5/9/chartex" xmlns:cx4="http://schemas.microsoft.com/office/drawing/2016/5/10/chartex" xmlns:cx5="http://schemas.microsoft.com/office/drawing/2016/5/11/chartex" xmlns:cx6="http://schemas.microsoft.com/office/drawing/2016/5/12/chartex" xmlns:cx7="http://schemas.microsoft.com/office/drawing/2016/5/13/chartex" xmlns:cx8="http://schemas.microsoft.com/office/drawing/2016/5/14/chartex" xmlns:mc="http://schemas.openxmlformats.org/markup-compatibility/2006" xmlns:aink="http://schemas.microsoft.com/office/drawing/2016/ink" xmlns:am3d="http://schemas.microsoft.com/office/drawing/2017/model3d" xmlns:o="urn:schemas-microsoft-com:office:office" xmlns:r="http://schemas.openxmlformats.org/officeDocument/2006/relationships" xmlns:m="http://schemas.openxmlformats.org/officeDocument/2006/math" xmlns:v="urn:schemas-microsoft-com:vml" xmlns:wp14="http://schemas.microsoft.com/office/word/2010/wordprocessingDrawing" xmlns:wp="http://schemas.openxmlformats.org/drawingml/2006/wordprocessingDrawing" xmlns:w10="urn:schemas-microsoft-com:office:word" xmlns:w="http://schemas.openxmlformats.org/wordprocessingml/2006/main" xmlns:w14="http://schemas.microsoft.com/office/word/2010/wordml" xmlns:w15="http://schemas.microsoft.com/office/word/2012/wordml" xmlns:w16cid="http://schemas.microsoft.com/office/word/2016/wordml/cid" xmlns:w16se="http://schemas.microsoft.com/office/word/2015/wordml/symex" xmlns:wpg="http://schemas.microsoft.com/office/word/2010/wordprocessingGroup" xmlns:wpi="http://schemas.microsoft.com/office/word/2010/wordprocessingInk" xmlns:wne="http://schemas.microsoft.com/office/word/2006/wordml" xmlns:wps="http://schemas.microsoft.com/office/word/2010/wordprocessingShape" mc:Ignorable="w14 w15 w16se w16cid wp14">
   <w:footnote w:type="separator" w:id="-1">
     <w:p>
       <w:pPr>
@@ -2706,7 +2769,7 @@
 </file>
 
 <file path=word/header1.xml><?xml version="1.0" encoding="utf-8"?>
-<w:hdr xmlns:wpc="http://schemas.microsoft.com/office/word/2010/wordprocessingCanvas" xmlns:cx="http://schemas.microsoft.com/office/drawing/2014/chartex" xmlns:cx1="http://schemas.microsoft.com/office/drawing/2015/9/8/chartex" xmlns:cx2="http://schemas.microsoft.com/office/drawing/2015/10/21/chartex" xmlns:cx3="http://schemas.microsoft.com/office/drawing/2016/5/9/chartex" xmlns:cx4="http://schemas.microsoft.com/office/drawing/2016/5/10/chartex" xmlns:cx5="http://schemas.microsoft.com/office/drawing/2016/5/11/chartex" xmlns:cx6="http://schemas.microsoft.com/office/drawing/2016/5/12/chartex" xmlns:cx7="http://schemas.microsoft.com/office/drawing/2016/5/13/chartex" xmlns:cx8="http://schemas.microsoft.com/office/drawing/2016/5/14/chartex" xmlns:mc="http://schemas.openxmlformats.org/markup-compatibility/2006" xmlns:aink="http://schemas.microsoft.com/office/drawing/2016/ink" xmlns:am3d="http://schemas.microsoft.com/office/drawing/2017/model3d" xmlns:o="urn:schemas-microsoft-com:office:office" xmlns:oel="http://schemas.microsoft.com/office/2019/extlst" xmlns:r="http://schemas.openxmlformats.org/officeDocument/2006/relationships" xmlns:m="http://schemas.openxmlformats.org/officeDocument/2006/math" xmlns:v="urn:schemas-microsoft-com:vml" xmlns:wp14="http://schemas.microsoft.com/office/word/2010/wordprocessingDrawing" xmlns:wp="http://schemas.openxmlformats.org/drawingml/2006/wordprocessingDrawing" xmlns:w10="urn:schemas-microsoft-com:office:word" xmlns:w="http://schemas.openxmlformats.org/wordprocessingml/2006/main" xmlns:w14="http://schemas.microsoft.com/office/word/2010/wordml" xmlns:w15="http://schemas.microsoft.com/office/word/2012/wordml" xmlns:w16cex="http://schemas.microsoft.com/office/word/2018/wordml/cex" xmlns:w16cid="http://schemas.microsoft.com/office/word/2016/wordml/cid" xmlns:w16="http://schemas.microsoft.com/office/word/2018/wordml" xmlns:w16du="http://schemas.microsoft.com/office/word/2023/wordml/word16du" xmlns:w16sdtdh="http://schemas.microsoft.com/office/word/2020/wordml/sdtdatahash" xmlns:w16sdtfl="http://schemas.microsoft.com/office/word/2024/wordml/sdtformatlock" xmlns:w16se="http://schemas.microsoft.com/office/word/2015/wordml/symex" xmlns:wpg="http://schemas.microsoft.com/office/word/2010/wordprocessingGroup" xmlns:wpi="http://schemas.microsoft.com/office/word/2010/wordprocessingInk" xmlns:wne="http://schemas.microsoft.com/office/word/2006/wordml" xmlns:wps="http://schemas.microsoft.com/office/word/2010/wordprocessingShape" mc:Ignorable="w14 w15 w16se w16cid w16 w16cex w16sdtdh w16sdtfl w16du wp14">
+<w:hdr xmlns:wpc="http://schemas.microsoft.com/office/word/2010/wordprocessingCanvas" xmlns:cx="http://schemas.microsoft.com/office/drawing/2014/chartex" xmlns:cx1="http://schemas.microsoft.com/office/drawing/2015/9/8/chartex" xmlns:cx2="http://schemas.microsoft.com/office/drawing/2015/10/21/chartex" xmlns:cx3="http://schemas.microsoft.com/office/drawing/2016/5/9/chartex" xmlns:cx4="http://schemas.microsoft.com/office/drawing/2016/5/10/chartex" xmlns:cx5="http://schemas.microsoft.com/office/drawing/2016/5/11/chartex" xmlns:cx6="http://schemas.microsoft.com/office/drawing/2016/5/12/chartex" xmlns:cx7="http://schemas.microsoft.com/office/drawing/2016/5/13/chartex" xmlns:cx8="http://schemas.microsoft.com/office/drawing/2016/5/14/chartex" xmlns:mc="http://schemas.openxmlformats.org/markup-compatibility/2006" xmlns:aink="http://schemas.microsoft.com/office/drawing/2016/ink" xmlns:am3d="http://schemas.microsoft.com/office/drawing/2017/model3d" xmlns:o="urn:schemas-microsoft-com:office:office" xmlns:r="http://schemas.openxmlformats.org/officeDocument/2006/relationships" xmlns:m="http://schemas.openxmlformats.org/officeDocument/2006/math" xmlns:v="urn:schemas-microsoft-com:vml" xmlns:wp14="http://schemas.microsoft.com/office/word/2010/wordprocessingDrawing" xmlns:wp="http://schemas.openxmlformats.org/drawingml/2006/wordprocessingDrawing" xmlns:w10="urn:schemas-microsoft-com:office:word" xmlns:w="http://schemas.openxmlformats.org/wordprocessingml/2006/main" xmlns:w14="http://schemas.microsoft.com/office/word/2010/wordml" xmlns:w15="http://schemas.microsoft.com/office/word/2012/wordml" xmlns:w16cid="http://schemas.microsoft.com/office/word/2016/wordml/cid" xmlns:w16se="http://schemas.microsoft.com/office/word/2015/wordml/symex" xmlns:wpg="http://schemas.microsoft.com/office/word/2010/wordprocessingGroup" xmlns:wpi="http://schemas.microsoft.com/office/word/2010/wordprocessingInk" xmlns:wne="http://schemas.microsoft.com/office/word/2006/wordml" xmlns:wps="http://schemas.microsoft.com/office/word/2010/wordprocessingShape" mc:Ignorable="w14 w15 w16se w16cid wp14">
   <w:p>
     <w:pPr>
       <w:pBdr>
@@ -2750,7 +2813,7 @@
           <v:path o:extrusionok="f" gradientshapeok="t" o:connecttype="rect"/>
           <o:lock v:ext="edit" aspectratio="t"/>
         </v:shapetype>
-        <v:shape id="WordPictureWatermark1" o:spid="_x0000_s1025" type="#_x0000_t75" alt="" style="position:absolute;margin-left:0;margin-top:0;width:509pt;height:436pt;z-index:-251657728;mso-position-horizontal:center;mso-position-horizontal-relative:left-margin-area;mso-position-vertical:center;mso-position-vertical-relative:top-margin-area">
+        <v:shape id="WordPictureWatermark1" o:spid="_x0000_s2049" type="#_x0000_t75" alt="" style="position:absolute;margin-left:0;margin-top:0;width:509pt;height:436pt;z-index:-251657728;mso-position-horizontal:center;mso-position-horizontal-relative:left-margin-area;mso-position-vertical:center;mso-position-vertical-relative:top-margin-area">
           <v:imagedata r:id="rId1" o:title="image1" gain="19661f" blacklevel="22938f"/>
         </v:shape>
       </w:pict>
@@ -2760,7 +2823,7 @@
 </file>
 
 <file path=word/header2.xml><?xml version="1.0" encoding="utf-8"?>
-<w:hdr xmlns:wpc="http://schemas.microsoft.com/office/word/2010/wordprocessingCanvas" xmlns:cx="http://schemas.microsoft.com/office/drawing/2014/chartex" xmlns:cx1="http://schemas.microsoft.com/office/drawing/2015/9/8/chartex" xmlns:cx2="http://schemas.microsoft.com/office/drawing/2015/10/21/chartex" xmlns:cx3="http://schemas.microsoft.com/office/drawing/2016/5/9/chartex" xmlns:cx4="http://schemas.microsoft.com/office/drawing/2016/5/10/chartex" xmlns:cx5="http://schemas.microsoft.com/office/drawing/2016/5/11/chartex" xmlns:cx6="http://schemas.microsoft.com/office/drawing/2016/5/12/chartex" xmlns:cx7="http://schemas.microsoft.com/office/drawing/2016/5/13/chartex" xmlns:cx8="http://schemas.microsoft.com/office/drawing/2016/5/14/chartex" xmlns:mc="http://schemas.openxmlformats.org/markup-compatibility/2006" xmlns:aink="http://schemas.microsoft.com/office/drawing/2016/ink" xmlns:am3d="http://schemas.microsoft.com/office/drawing/2017/model3d" xmlns:o="urn:schemas-microsoft-com:office:office" xmlns:oel="http://schemas.microsoft.com/office/2019/extlst" xmlns:r="http://schemas.openxmlformats.org/officeDocument/2006/relationships" xmlns:m="http://schemas.openxmlformats.org/officeDocument/2006/math" xmlns:v="urn:schemas-microsoft-com:vml" xmlns:wp14="http://schemas.microsoft.com/office/word/2010/wordprocessingDrawing" xmlns:wp="http://schemas.openxmlformats.org/drawingml/2006/wordprocessingDrawing" xmlns:w10="urn:schemas-microsoft-com:office:word" xmlns:w="http://schemas.openxmlformats.org/wordprocessingml/2006/main" xmlns:w14="http://schemas.microsoft.com/office/word/2010/wordml" xmlns:w15="http://schemas.microsoft.com/office/word/2012/wordml" xmlns:w16cex="http://schemas.microsoft.com/office/word/2018/wordml/cex" xmlns:w16cid="http://schemas.microsoft.com/office/word/2016/wordml/cid" xmlns:w16="http://schemas.microsoft.com/office/word/2018/wordml" xmlns:w16du="http://schemas.microsoft.com/office/word/2023/wordml/word16du" xmlns:w16sdtdh="http://schemas.microsoft.com/office/word/2020/wordml/sdtdatahash" xmlns:w16sdtfl="http://schemas.microsoft.com/office/word/2024/wordml/sdtformatlock" xmlns:w16se="http://schemas.microsoft.com/office/word/2015/wordml/symex" xmlns:wpg="http://schemas.microsoft.com/office/word/2010/wordprocessingGroup" xmlns:wpi="http://schemas.microsoft.com/office/word/2010/wordprocessingInk" xmlns:wne="http://schemas.microsoft.com/office/word/2006/wordml" xmlns:wps="http://schemas.microsoft.com/office/word/2010/wordprocessingShape" mc:Ignorable="w14 w15 w16se w16cid w16 w16cex w16sdtdh w16sdtfl w16du wp14">
+<w:hdr xmlns:wpc="http://schemas.microsoft.com/office/word/2010/wordprocessingCanvas" xmlns:cx="http://schemas.microsoft.com/office/drawing/2014/chartex" xmlns:cx1="http://schemas.microsoft.com/office/drawing/2015/9/8/chartex" xmlns:cx2="http://schemas.microsoft.com/office/drawing/2015/10/21/chartex" xmlns:cx3="http://schemas.microsoft.com/office/drawing/2016/5/9/chartex" xmlns:cx4="http://schemas.microsoft.com/office/drawing/2016/5/10/chartex" xmlns:cx5="http://schemas.microsoft.com/office/drawing/2016/5/11/chartex" xmlns:cx6="http://schemas.microsoft.com/office/drawing/2016/5/12/chartex" xmlns:cx7="http://schemas.microsoft.com/office/drawing/2016/5/13/chartex" xmlns:cx8="http://schemas.microsoft.com/office/drawing/2016/5/14/chartex" xmlns:mc="http://schemas.openxmlformats.org/markup-compatibility/2006" xmlns:aink="http://schemas.microsoft.com/office/drawing/2016/ink" xmlns:am3d="http://schemas.microsoft.com/office/drawing/2017/model3d" xmlns:o="urn:schemas-microsoft-com:office:office" xmlns:r="http://schemas.openxmlformats.org/officeDocument/2006/relationships" xmlns:m="http://schemas.openxmlformats.org/officeDocument/2006/math" xmlns:v="urn:schemas-microsoft-com:vml" xmlns:wp14="http://schemas.microsoft.com/office/word/2010/wordprocessingDrawing" xmlns:wp="http://schemas.openxmlformats.org/drawingml/2006/wordprocessingDrawing" xmlns:w10="urn:schemas-microsoft-com:office:word" xmlns:w="http://schemas.openxmlformats.org/wordprocessingml/2006/main" xmlns:w14="http://schemas.microsoft.com/office/word/2010/wordml" xmlns:w15="http://schemas.microsoft.com/office/word/2012/wordml" xmlns:w16cid="http://schemas.microsoft.com/office/word/2016/wordml/cid" xmlns:w16se="http://schemas.microsoft.com/office/word/2015/wordml/symex" xmlns:wpg="http://schemas.microsoft.com/office/word/2010/wordprocessingGroup" xmlns:wpi="http://schemas.microsoft.com/office/word/2010/wordprocessingInk" xmlns:wne="http://schemas.microsoft.com/office/word/2006/wordml" xmlns:wps="http://schemas.microsoft.com/office/word/2010/wordprocessingShape" mc:Ignorable="w14 w15 w16se w16cid wp14">
   <w:p>
     <w:pPr>
       <w:pBdr>
@@ -2787,16 +2850,7 @@
         <w:sz w:val="20"/>
         <w:szCs w:val="20"/>
       </w:rPr>
-      <w:t>※</w:t>
-    </w:r>
-    <w:r>
-      <w:rPr>
-        <w:rFonts w:ascii="微軟正黑體" w:eastAsia="微軟正黑體" w:hAnsi="微軟正黑體" w:cs="微軟正黑體"/>
-        <w:color w:val="FF0000"/>
-        <w:sz w:val="20"/>
-        <w:szCs w:val="20"/>
-      </w:rPr>
-      <w:t>本簡章由系統自動生成，若有錯誤或不清楚之處，請上官網查詢，或來電洽詢，謝謝※</w:t>
+      <w:t>※本簡章由系統自動生成，若有錯誤或不清楚之處，請上官網查詢，或來電洽詢，謝謝※</w:t>
     </w:r>
     <w:r>
       <w:rPr>
@@ -2825,7 +2879,7 @@
           <v:path o:extrusionok="f" gradientshapeok="t" o:connecttype="rect"/>
           <o:lock v:ext="edit" aspectratio="t"/>
         </v:shapetype>
-        <v:shape id="WordPictureWatermark3" o:spid="_x0000_s1027" type="#_x0000_t75" alt="" style="position:absolute;left:0;text-align:left;margin-left:0;margin-top:0;width:509pt;height:436pt;z-index:-251659776;mso-position-horizontal:center;mso-position-horizontal-relative:left-margin-area;mso-position-vertical:center;mso-position-vertical-relative:top-margin-area">
+        <v:shape id="WordPictureWatermark3" o:spid="_x0000_s2051" type="#_x0000_t75" alt="" style="position:absolute;left:0;text-align:left;margin-left:0;margin-top:0;width:509pt;height:436pt;z-index:-251659776;mso-position-horizontal:center;mso-position-horizontal-relative:left-margin-area;mso-position-vertical:center;mso-position-vertical-relative:top-margin-area">
           <v:imagedata r:id="rId1" o:title="image1" gain="19661f" blacklevel="22938f"/>
         </v:shape>
       </w:pict>
@@ -2835,7 +2889,7 @@
 </file>
 
 <file path=word/header3.xml><?xml version="1.0" encoding="utf-8"?>
-<w:hdr xmlns:wpc="http://schemas.microsoft.com/office/word/2010/wordprocessingCanvas" xmlns:cx="http://schemas.microsoft.com/office/drawing/2014/chartex" xmlns:cx1="http://schemas.microsoft.com/office/drawing/2015/9/8/chartex" xmlns:cx2="http://schemas.microsoft.com/office/drawing/2015/10/21/chartex" xmlns:cx3="http://schemas.microsoft.com/office/drawing/2016/5/9/chartex" xmlns:cx4="http://schemas.microsoft.com/office/drawing/2016/5/10/chartex" xmlns:cx5="http://schemas.microsoft.com/office/drawing/2016/5/11/chartex" xmlns:cx6="http://schemas.microsoft.com/office/drawing/2016/5/12/chartex" xmlns:cx7="http://schemas.microsoft.com/office/drawing/2016/5/13/chartex" xmlns:cx8="http://schemas.microsoft.com/office/drawing/2016/5/14/chartex" xmlns:mc="http://schemas.openxmlformats.org/markup-compatibility/2006" xmlns:aink="http://schemas.microsoft.com/office/drawing/2016/ink" xmlns:am3d="http://schemas.microsoft.com/office/drawing/2017/model3d" xmlns:o="urn:schemas-microsoft-com:office:office" xmlns:oel="http://schemas.microsoft.com/office/2019/extlst" xmlns:r="http://schemas.openxmlformats.org/officeDocument/2006/relationships" xmlns:m="http://schemas.openxmlformats.org/officeDocument/2006/math" xmlns:v="urn:schemas-microsoft-com:vml" xmlns:wp14="http://schemas.microsoft.com/office/word/2010/wordprocessingDrawing" xmlns:wp="http://schemas.openxmlformats.org/drawingml/2006/wordprocessingDrawing" xmlns:w10="urn:schemas-microsoft-com:office:word" xmlns:w="http://schemas.openxmlformats.org/wordprocessingml/2006/main" xmlns:w14="http://schemas.microsoft.com/office/word/2010/wordml" xmlns:w15="http://schemas.microsoft.com/office/word/2012/wordml" xmlns:w16cex="http://schemas.microsoft.com/office/word/2018/wordml/cex" xmlns:w16cid="http://schemas.microsoft.com/office/word/2016/wordml/cid" xmlns:w16="http://schemas.microsoft.com/office/word/2018/wordml" xmlns:w16du="http://schemas.microsoft.com/office/word/2023/wordml/word16du" xmlns:w16sdtdh="http://schemas.microsoft.com/office/word/2020/wordml/sdtdatahash" xmlns:w16sdtfl="http://schemas.microsoft.com/office/word/2024/wordml/sdtformatlock" xmlns:w16se="http://schemas.microsoft.com/office/word/2015/wordml/symex" xmlns:wpg="http://schemas.microsoft.com/office/word/2010/wordprocessingGroup" xmlns:wpi="http://schemas.microsoft.com/office/word/2010/wordprocessingInk" xmlns:wne="http://schemas.microsoft.com/office/word/2006/wordml" xmlns:wps="http://schemas.microsoft.com/office/word/2010/wordprocessingShape" mc:Ignorable="w14 w15 w16se w16cid w16 w16cex w16sdtdh w16sdtfl w16du wp14">
+<w:hdr xmlns:wpc="http://schemas.microsoft.com/office/word/2010/wordprocessingCanvas" xmlns:cx="http://schemas.microsoft.com/office/drawing/2014/chartex" xmlns:cx1="http://schemas.microsoft.com/office/drawing/2015/9/8/chartex" xmlns:cx2="http://schemas.microsoft.com/office/drawing/2015/10/21/chartex" xmlns:cx3="http://schemas.microsoft.com/office/drawing/2016/5/9/chartex" xmlns:cx4="http://schemas.microsoft.com/office/drawing/2016/5/10/chartex" xmlns:cx5="http://schemas.microsoft.com/office/drawing/2016/5/11/chartex" xmlns:cx6="http://schemas.microsoft.com/office/drawing/2016/5/12/chartex" xmlns:cx7="http://schemas.microsoft.com/office/drawing/2016/5/13/chartex" xmlns:cx8="http://schemas.microsoft.com/office/drawing/2016/5/14/chartex" xmlns:mc="http://schemas.openxmlformats.org/markup-compatibility/2006" xmlns:aink="http://schemas.microsoft.com/office/drawing/2016/ink" xmlns:am3d="http://schemas.microsoft.com/office/drawing/2017/model3d" xmlns:o="urn:schemas-microsoft-com:office:office" xmlns:r="http://schemas.openxmlformats.org/officeDocument/2006/relationships" xmlns:m="http://schemas.openxmlformats.org/officeDocument/2006/math" xmlns:v="urn:schemas-microsoft-com:vml" xmlns:wp14="http://schemas.microsoft.com/office/word/2010/wordprocessingDrawing" xmlns:wp="http://schemas.openxmlformats.org/drawingml/2006/wordprocessingDrawing" xmlns:w10="urn:schemas-microsoft-com:office:word" xmlns:w="http://schemas.openxmlformats.org/wordprocessingml/2006/main" xmlns:w14="http://schemas.microsoft.com/office/word/2010/wordml" xmlns:w15="http://schemas.microsoft.com/office/word/2012/wordml" xmlns:w16cid="http://schemas.microsoft.com/office/word/2016/wordml/cid" xmlns:w16se="http://schemas.microsoft.com/office/word/2015/wordml/symex" xmlns:wpg="http://schemas.microsoft.com/office/word/2010/wordprocessingGroup" xmlns:wpi="http://schemas.microsoft.com/office/word/2010/wordprocessingInk" xmlns:wne="http://schemas.microsoft.com/office/word/2006/wordml" xmlns:wps="http://schemas.microsoft.com/office/word/2010/wordprocessingShape" mc:Ignorable="w14 w15 w16se w16cid wp14">
   <w:p>
     <w:pPr>
       <w:pBdr>
@@ -2879,7 +2933,7 @@
           <v:path o:extrusionok="f" gradientshapeok="t" o:connecttype="rect"/>
           <o:lock v:ext="edit" aspectratio="t"/>
         </v:shapetype>
-        <v:shape id="WordPictureWatermark2" o:spid="_x0000_s1026" type="#_x0000_t75" alt="" style="position:absolute;margin-left:0;margin-top:0;width:509pt;height:436pt;z-index:-251658752;mso-position-horizontal:center;mso-position-horizontal-relative:left-margin-area;mso-position-vertical:center;mso-position-vertical-relative:top-margin-area">
+        <v:shape id="WordPictureWatermark2" o:spid="_x0000_s2050" type="#_x0000_t75" alt="" style="position:absolute;margin-left:0;margin-top:0;width:509pt;height:436pt;z-index:-251658752;mso-position-horizontal:center;mso-position-horizontal-relative:left-margin-area;mso-position-vertical:center;mso-position-vertical-relative:top-margin-area">
           <v:imagedata r:id="rId1" o:title="image1" gain="19661f" blacklevel="22938f"/>
         </v:shape>
       </w:pict>
@@ -2889,7 +2943,7 @@
 </file>
 
 <file path=word/numbering.xml><?xml version="1.0" encoding="utf-8"?>
-<w:numbering xmlns:wpc="http://schemas.microsoft.com/office/word/2010/wordprocessingCanvas" xmlns:cx="http://schemas.microsoft.com/office/drawing/2014/chartex" xmlns:cx1="http://schemas.microsoft.com/office/drawing/2015/9/8/chartex" xmlns:cx2="http://schemas.microsoft.com/office/drawing/2015/10/21/chartex" xmlns:cx3="http://schemas.microsoft.com/office/drawing/2016/5/9/chartex" xmlns:cx4="http://schemas.microsoft.com/office/drawing/2016/5/10/chartex" xmlns:cx5="http://schemas.microsoft.com/office/drawing/2016/5/11/chartex" xmlns:cx6="http://schemas.microsoft.com/office/drawing/2016/5/12/chartex" xmlns:cx7="http://schemas.microsoft.com/office/drawing/2016/5/13/chartex" xmlns:cx8="http://schemas.microsoft.com/office/drawing/2016/5/14/chartex" xmlns:mc="http://schemas.openxmlformats.org/markup-compatibility/2006" xmlns:aink="http://schemas.microsoft.com/office/drawing/2016/ink" xmlns:am3d="http://schemas.microsoft.com/office/drawing/2017/model3d" xmlns:o="urn:schemas-microsoft-com:office:office" xmlns:oel="http://schemas.microsoft.com/office/2019/extlst" xmlns:r="http://schemas.openxmlformats.org/officeDocument/2006/relationships" xmlns:m="http://schemas.openxmlformats.org/officeDocument/2006/math" xmlns:v="urn:schemas-microsoft-com:vml" xmlns:wp14="http://schemas.microsoft.com/office/word/2010/wordprocessingDrawing" xmlns:wp="http://schemas.openxmlformats.org/drawingml/2006/wordprocessingDrawing" xmlns:w10="urn:schemas-microsoft-com:office:word" xmlns:w="http://schemas.openxmlformats.org/wordprocessingml/2006/main" xmlns:w14="http://schemas.microsoft.com/office/word/2010/wordml" xmlns:w15="http://schemas.microsoft.com/office/word/2012/wordml" xmlns:w16cex="http://schemas.microsoft.com/office/word/2018/wordml/cex" xmlns:w16cid="http://schemas.microsoft.com/office/word/2016/wordml/cid" xmlns:w16="http://schemas.microsoft.com/office/word/2018/wordml" xmlns:w16du="http://schemas.microsoft.com/office/word/2023/wordml/word16du" xmlns:w16sdtdh="http://schemas.microsoft.com/office/word/2020/wordml/sdtdatahash" xmlns:w16sdtfl="http://schemas.microsoft.com/office/word/2024/wordml/sdtformatlock" xmlns:w16se="http://schemas.microsoft.com/office/word/2015/wordml/symex" xmlns:wpg="http://schemas.microsoft.com/office/word/2010/wordprocessingGroup" xmlns:wpi="http://schemas.microsoft.com/office/word/2010/wordprocessingInk" xmlns:wne="http://schemas.microsoft.com/office/word/2006/wordml" xmlns:wps="http://schemas.microsoft.com/office/word/2010/wordprocessingShape" mc:Ignorable="w14 w15 w16se w16cid w16 w16cex w16sdtdh w16sdtfl w16du wp14">
+<w:numbering xmlns:wpc="http://schemas.microsoft.com/office/word/2010/wordprocessingCanvas" xmlns:cx="http://schemas.microsoft.com/office/drawing/2014/chartex" xmlns:cx1="http://schemas.microsoft.com/office/drawing/2015/9/8/chartex" xmlns:cx2="http://schemas.microsoft.com/office/drawing/2015/10/21/chartex" xmlns:cx3="http://schemas.microsoft.com/office/drawing/2016/5/9/chartex" xmlns:cx4="http://schemas.microsoft.com/office/drawing/2016/5/10/chartex" xmlns:cx5="http://schemas.microsoft.com/office/drawing/2016/5/11/chartex" xmlns:cx6="http://schemas.microsoft.com/office/drawing/2016/5/12/chartex" xmlns:cx7="http://schemas.microsoft.com/office/drawing/2016/5/13/chartex" xmlns:cx8="http://schemas.microsoft.com/office/drawing/2016/5/14/chartex" xmlns:mc="http://schemas.openxmlformats.org/markup-compatibility/2006" xmlns:aink="http://schemas.microsoft.com/office/drawing/2016/ink" xmlns:am3d="http://schemas.microsoft.com/office/drawing/2017/model3d" xmlns:o="urn:schemas-microsoft-com:office:office" xmlns:r="http://schemas.openxmlformats.org/officeDocument/2006/relationships" xmlns:m="http://schemas.openxmlformats.org/officeDocument/2006/math" xmlns:v="urn:schemas-microsoft-com:vml" xmlns:wp14="http://schemas.microsoft.com/office/word/2010/wordprocessingDrawing" xmlns:wp="http://schemas.openxmlformats.org/drawingml/2006/wordprocessingDrawing" xmlns:w10="urn:schemas-microsoft-com:office:word" xmlns:w="http://schemas.openxmlformats.org/wordprocessingml/2006/main" xmlns:w14="http://schemas.microsoft.com/office/word/2010/wordml" xmlns:w15="http://schemas.microsoft.com/office/word/2012/wordml" xmlns:w16cid="http://schemas.microsoft.com/office/word/2016/wordml/cid" xmlns:w16se="http://schemas.microsoft.com/office/word/2015/wordml/symex" xmlns:wpg="http://schemas.microsoft.com/office/word/2010/wordprocessingGroup" xmlns:wpi="http://schemas.microsoft.com/office/word/2010/wordprocessingInk" xmlns:wne="http://schemas.microsoft.com/office/word/2006/wordml" xmlns:wps="http://schemas.microsoft.com/office/word/2010/wordprocessingShape" mc:Ignorable="w14 w15 w16se w16cid wp14">
   <w:abstractNum w:abstractNumId="0" w15:restartNumberingAfterBreak="0">
     <w:nsid w:val="26750F36"/>
     <w:multiLevelType w:val="multilevel"/>
@@ -3230,20 +3284,20 @@
       </w:rPr>
     </w:lvl>
   </w:abstractNum>
-  <w:num w:numId="1" w16cid:durableId="377366186">
+  <w:num w:numId="1">
     <w:abstractNumId w:val="1"/>
   </w:num>
-  <w:num w:numId="2" w16cid:durableId="1437094999">
+  <w:num w:numId="2">
     <w:abstractNumId w:val="2"/>
   </w:num>
-  <w:num w:numId="3" w16cid:durableId="745494688">
+  <w:num w:numId="3">
     <w:abstractNumId w:val="0"/>
   </w:num>
 </w:numbering>
 </file>
 
 <file path=word/styles.xml><?xml version="1.0" encoding="utf-8"?>
-<w:styles xmlns:mc="http://schemas.openxmlformats.org/markup-compatibility/2006" xmlns:r="http://schemas.openxmlformats.org/officeDocument/2006/relationships" xmlns:w="http://schemas.openxmlformats.org/wordprocessingml/2006/main" xmlns:w14="http://schemas.microsoft.com/office/word/2010/wordml" xmlns:w15="http://schemas.microsoft.com/office/word/2012/wordml" xmlns:w16cex="http://schemas.microsoft.com/office/word/2018/wordml/cex" xmlns:w16cid="http://schemas.microsoft.com/office/word/2016/wordml/cid" xmlns:w16="http://schemas.microsoft.com/office/word/2018/wordml" xmlns:w16du="http://schemas.microsoft.com/office/word/2023/wordml/word16du" xmlns:w16sdtdh="http://schemas.microsoft.com/office/word/2020/wordml/sdtdatahash" xmlns:w16sdtfl="http://schemas.microsoft.com/office/word/2024/wordml/sdtformatlock" xmlns:w16se="http://schemas.microsoft.com/office/word/2015/wordml/symex" mc:Ignorable="w14 w15 w16se w16cid w16 w16cex w16sdtdh w16sdtfl w16du">
+<w:styles xmlns:mc="http://schemas.openxmlformats.org/markup-compatibility/2006" xmlns:r="http://schemas.openxmlformats.org/officeDocument/2006/relationships" xmlns:w="http://schemas.openxmlformats.org/wordprocessingml/2006/main" xmlns:w14="http://schemas.microsoft.com/office/word/2010/wordml" xmlns:w15="http://schemas.microsoft.com/office/word/2012/wordml" xmlns:w16cid="http://schemas.microsoft.com/office/word/2016/wordml/cid" xmlns:w16se="http://schemas.microsoft.com/office/word/2015/wordml/symex" mc:Ignorable="w14 w15 w16se w16cid">
   <w:docDefaults>
     <w:rPrDefault>
       <w:rPr>
@@ -3260,7 +3314,7 @@
       </w:pPr>
     </w:pPrDefault>
   </w:docDefaults>
-  <w:latentStyles w:defLockedState="0" w:defUIPriority="99" w:defSemiHidden="0" w:defUnhideWhenUsed="0" w:defQFormat="0" w:count="376">
+  <w:latentStyles w:defLockedState="0" w:defUIPriority="99" w:defSemiHidden="0" w:defUnhideWhenUsed="0" w:defQFormat="0" w:count="375">
     <w:lsdException w:name="Normal" w:uiPriority="0" w:qFormat="1"/>
     <w:lsdException w:name="heading 1" w:uiPriority="9" w:qFormat="1"/>
     <w:lsdException w:name="heading 2" w:semiHidden="1" w:uiPriority="9" w:unhideWhenUsed="1" w:qFormat="1"/>
@@ -3636,7 +3690,6 @@
     <w:lsdException w:name="Smart Hyperlink" w:semiHidden="1" w:unhideWhenUsed="1"/>
     <w:lsdException w:name="Hashtag" w:semiHidden="1" w:unhideWhenUsed="1"/>
     <w:lsdException w:name="Unresolved Mention" w:semiHidden="1" w:unhideWhenUsed="1"/>
-    <w:lsdException w:name="Smart Link" w:semiHidden="1" w:unhideWhenUsed="1"/>
   </w:latentStyles>
   <w:style w:type="paragraph" w:default="1" w:styleId="a">
     <w:name w:val="Normal"/>
